--- a/Build-LazyVM-Guide.docx
+++ b/Build-LazyVM-Guide.docx
@@ -8977,7 +8977,7 @@
           <w:sz w:val="21"/>
           <w:szCs w:val="21"/>
         </w:rPr>
-        <w:t xml:space="preserve">: Visual Studio Community 2026 and SQL Server Management Studio 22, plus these six winget packages:</w:t>
+        <w:t xml:space="preserve">:</w:t>
       </w:r>
     </w:p>
     <w:p>
@@ -8995,16 +8995,7 @@
           <w:sz w:val="21"/>
           <w:szCs w:val="21"/>
         </w:rPr>
-        <w:t xml:space="preserve">Notepad++  —  </w:t>
-      </w:r>
-      <w:r>
-        <w:rPr>
-          <w:rFonts w:ascii="Consolas" w:cs="Consolas" w:eastAsia="Consolas" w:hAnsi="Consolas"/>
-          <w:color w:val="9C2D2D"/>
-          <w:sz w:val="19"/>
-          <w:szCs w:val="19"/>
-        </w:rPr>
-        <w:t xml:space="preserve">Notepad++.Notepad++</w:t>
+        <w:t xml:space="preserve">Visual Studio Community 2026, with the ASP.NET and web, .NET desktop, .NET MAUI, Azure, data storage and processing, data science, Python and Windows application workloads</w:t>
       </w:r>
     </w:p>
     <w:p>
@@ -9022,16 +9013,7 @@
           <w:sz w:val="21"/>
           <w:szCs w:val="21"/>
         </w:rPr>
-        <w:t xml:space="preserve">LINQPad 9  —  </w:t>
-      </w:r>
-      <w:r>
-        <w:rPr>
-          <w:rFonts w:ascii="Consolas" w:cs="Consolas" w:eastAsia="Consolas" w:hAnsi="Consolas"/>
-          <w:color w:val="9C2D2D"/>
-          <w:sz w:val="19"/>
-          <w:szCs w:val="19"/>
-        </w:rPr>
-        <w:t xml:space="preserve">LINQPad.LINQPad.9</w:t>
+        <w:t xml:space="preserve">SQL Server Management Studio 22</w:t>
       </w:r>
     </w:p>
     <w:p>
@@ -9049,16 +9031,7 @@
           <w:sz w:val="21"/>
           <w:szCs w:val="21"/>
         </w:rPr>
-        <w:t xml:space="preserve">JetBrains dotPeek  —  </w:t>
-      </w:r>
-      <w:r>
-        <w:rPr>
-          <w:rFonts w:ascii="Consolas" w:cs="Consolas" w:eastAsia="Consolas" w:hAnsi="Consolas"/>
-          <w:color w:val="9C2D2D"/>
-          <w:sz w:val="19"/>
-          <w:szCs w:val="19"/>
-        </w:rPr>
-        <w:t xml:space="preserve">JetBrains.dotPeek</w:t>
+        <w:t xml:space="preserve">Visual Studio extensions: EF Core Power Tools, SQLite and SQL Server Compact Toolbox, Template Studio for WinUI, XAML Styler and four colour themes</w:t>
       </w:r>
     </w:p>
     <w:p>
@@ -9076,16 +9049,7 @@
           <w:sz w:val="21"/>
           <w:szCs w:val="21"/>
         </w:rPr>
-        <w:t xml:space="preserve">ILSpy  —  </w:t>
-      </w:r>
-      <w:r>
-        <w:rPr>
-          <w:rFonts w:ascii="Consolas" w:cs="Consolas" w:eastAsia="Consolas" w:hAnsi="Consolas"/>
-          <w:color w:val="9C2D2D"/>
-          <w:sz w:val="19"/>
-          <w:szCs w:val="19"/>
-        </w:rPr>
-        <w:t xml:space="preserve">icsharpcode.ILSpy</w:t>
+        <w:t xml:space="preserve">Tools from winget: Git, GitHub CLI, GitHub Desktop, Visual Studio Code, Windows Terminal, PowerShell 7, WSL, LINQPad 9, Notepad++, WinMerge and 7-Zip</w:t>
       </w:r>
     </w:p>
     <w:p>
@@ -9103,7 +9067,20 @@
           <w:sz w:val="21"/>
           <w:szCs w:val="21"/>
         </w:rPr>
-        <w:t xml:space="preserve">7-Zip  —  </w:t>
+        <w:t xml:space="preserve">SDKs and runtimes from winget: the Windows SDK, the SQL Server ODBC and OLE DB drivers, System CLR Types, the Visual C++ redistributables and Web Deploy</w:t>
+      </w:r>
+    </w:p>
+    <w:p>
+      <w:pPr>
+        <w:spacing w:after="120" w:before="0" w:line="276"/>
+      </w:pPr>
+      <w:r>
+        <w:rPr>
+          <w:rFonts w:ascii="Calibri" w:cs="Calibri" w:eastAsia="Calibri" w:hAnsi="Calibri"/>
+          <w:sz w:val="21"/>
+          <w:szCs w:val="21"/>
+        </w:rPr>
+        <w:t xml:space="preserve">To give a VM less, copy </w:t>
       </w:r>
       <w:r>
         <w:rPr>
@@ -9112,25 +9089,15 @@
           <w:sz w:val="19"/>
           <w:szCs w:val="19"/>
         </w:rPr>
-        <w:t xml:space="preserve">7zip.7zip</w:t>
-      </w:r>
-    </w:p>
-    <w:p>
-      <w:pPr>
-        <w:pStyle w:val="ListParagraph"/>
-        <w:numPr>
-          <w:ilvl w:val="0"/>
-          <w:numId w:val="2"/>
-        </w:numPr>
-        <w:spacing w:after="80" w:line="276"/>
-      </w:pPr>
-      <w:r>
-        <w:rPr>
-          <w:rFonts w:ascii="Calibri" w:cs="Calibri" w:eastAsia="Calibri" w:hAnsi="Calibri"/>
-          <w:sz w:val="21"/>
-          <w:szCs w:val="21"/>
-        </w:rPr>
-        <w:t xml:space="preserve">WinMerge  —  </w:t>
+        <w:t xml:space="preserve">Config\Tooling.Default.json</w:t>
+      </w:r>
+      <w:r>
+        <w:rPr>
+          <w:rFonts w:ascii="Calibri" w:cs="Calibri" w:eastAsia="Calibri" w:hAnsi="Calibri"/>
+          <w:sz w:val="21"/>
+          <w:szCs w:val="21"/>
+        </w:rPr>
+        <w:t xml:space="preserve"> to </w:t>
       </w:r>
       <w:r>
         <w:rPr>
@@ -9139,7 +9106,15 @@
           <w:sz w:val="19"/>
           <w:szCs w:val="19"/>
         </w:rPr>
-        <w:t xml:space="preserve">WinMerge.WinMerge</w:t>
+        <w:t xml:space="preserve">Config\VMs\&lt;Name&gt;\Tooling.json</w:t>
+      </w:r>
+      <w:r>
+        <w:rPr>
+          <w:rFonts w:ascii="Calibri" w:cs="Calibri" w:eastAsia="Calibri" w:hAnsi="Calibri"/>
+          <w:sz w:val="21"/>
+          <w:szCs w:val="21"/>
+        </w:rPr>
+        <w:t xml:space="preserve"> before its first build and remove what you don't need. Edit the copy, not the default list, which is replaced when the script is updated.</w:t>
       </w:r>
     </w:p>
     <w:p>

--- a/Build-LazyVM-Guide.docx
+++ b/Build-LazyVM-Guide.docx
@@ -2071,7 +2071,7 @@
                 <w:sz w:val="17"/>
                 <w:szCs w:val="17"/>
               </w:rPr>
-              <w:t xml:space="preserve">-CheckLicense</w:t>
+              <w:t xml:space="preserve">-RemoveVM Name</w:t>
             </w:r>
           </w:p>
         </w:tc>
@@ -2096,7 +2096,7 @@
                 <w:sz w:val="19"/>
                 <w:szCs w:val="19"/>
               </w:rPr>
-              <w:t xml:space="preserve">Reports evaluation days remaining, licence status and — most importantly — how many rearms are left. Read-only.</w:t>
+              <w:t xml:space="preserve">Deletes the VM and everything created for it, including its Dev Drive, then exits. Lists it all first and asks you to type the VM's name. See Removing a VM in section 10.</w:t>
             </w:r>
           </w:p>
         </w:tc>
@@ -2124,7 +2124,7 @@
                 <w:sz w:val="17"/>
                 <w:szCs w:val="17"/>
               </w:rPr>
-              <w:t xml:space="preserve">-Capture</w:t>
+              <w:t xml:space="preserve">-CheckLicense</w:t>
             </w:r>
           </w:p>
         </w:tc>
@@ -2149,7 +2149,7 @@
                 <w:sz w:val="19"/>
                 <w:szCs w:val="19"/>
               </w:rPr>
-              <w:t xml:space="preserve">Snapshots guest state to C:\VSDev\State\MsDevVM. Your restore point for a rebuild. Run it whenever the VM is in a state worth keeping.</w:t>
+              <w:t xml:space="preserve">Reports evaluation days remaining, licence status and — most importantly — how many rearms are left. Read-only.</w:t>
             </w:r>
           </w:p>
         </w:tc>
@@ -2177,7 +2177,7 @@
                 <w:sz w:val="17"/>
                 <w:szCs w:val="17"/>
               </w:rPr>
-              <w:t xml:space="preserve">-Restore</w:t>
+              <w:t xml:space="preserve">-Capture</w:t>
             </w:r>
           </w:p>
         </w:tc>
@@ -2202,7 +2202,7 @@
                 <w:sz w:val="19"/>
                 <w:szCs w:val="19"/>
               </w:rPr>
-              <w:t xml:space="preserve">Applies the stored capture into the current guest. Normally run automatically as part of a rebuild.</w:t>
+              <w:t xml:space="preserve">Snapshots guest state to C:\VSDev\State\MsDevVM. Your restore point for a rebuild. Run it whenever the VM is in a state worth keeping.</w:t>
             </w:r>
           </w:p>
         </w:tc>
@@ -2230,7 +2230,7 @@
                 <w:sz w:val="17"/>
                 <w:szCs w:val="17"/>
               </w:rPr>
-              <w:t xml:space="preserve">-Rebuild</w:t>
+              <w:t xml:space="preserve">-Restore</w:t>
             </w:r>
           </w:p>
         </w:tc>
@@ -2255,7 +2255,7 @@
                 <w:sz w:val="19"/>
                 <w:szCs w:val="19"/>
               </w:rPr>
-              <w:t xml:space="preserve">The full cycle: capture, retire the old VM, build a new one, restore, verify. Asks for confirmation unless -Force is given.</w:t>
+              <w:t xml:space="preserve">Applies the stored capture into the current guest. Normally run automatically as part of a rebuild.</w:t>
             </w:r>
           </w:p>
         </w:tc>
@@ -2283,7 +2283,7 @@
                 <w:sz w:val="17"/>
                 <w:szCs w:val="17"/>
               </w:rPr>
-              <w:t xml:space="preserve">-Maintain</w:t>
+              <w:t xml:space="preserve">-Rebuild</w:t>
             </w:r>
           </w:p>
         </w:tc>
@@ -2308,7 +2308,7 @@
                 <w:sz w:val="19"/>
                 <w:szCs w:val="19"/>
               </w:rPr>
-              <w:t xml:space="preserve">What the scheduled task runs. Records any tooling change, then checks the licence and does nothing more unless expiry is close. Not usually run by hand.</w:t>
+              <w:t xml:space="preserve">The full cycle: capture, retire the old VM, build a new one, restore, verify. Asks for confirmation unless -Force is given.</w:t>
             </w:r>
           </w:p>
         </w:tc>
@@ -2336,7 +2336,7 @@
                 <w:sz w:val="17"/>
                 <w:szCs w:val="17"/>
               </w:rPr>
-              <w:t xml:space="preserve">-RegisterSchedule</w:t>
+              <w:t xml:space="preserve">-Maintain</w:t>
             </w:r>
           </w:p>
         </w:tc>
@@ -2361,7 +2361,7 @@
                 <w:sz w:val="19"/>
                 <w:szCs w:val="19"/>
               </w:rPr>
-              <w:t xml:space="preserve">Registers, or registers again, this VM's daily maintenance task at its MaintenanceTime. Run once per VM, after its first successful capture.</w:t>
+              <w:t xml:space="preserve">What the scheduled task runs. Records any tooling change, then checks the licence and does nothing more unless expiry is close. Not usually run by hand.</w:t>
             </w:r>
           </w:p>
         </w:tc>
@@ -2389,7 +2389,7 @@
                 <w:sz w:val="17"/>
                 <w:szCs w:val="17"/>
               </w:rPr>
-              <w:t xml:space="preserve">-ShowTooling</w:t>
+              <w:t xml:space="preserve">-RegisterSchedule</w:t>
             </w:r>
           </w:p>
         </w:tc>
@@ -2414,7 +2414,7 @@
                 <w:sz w:val="19"/>
                 <w:szCs w:val="19"/>
               </w:rPr>
-              <w:t xml:space="preserve">Lists what is installed in the guest — Visual Studio Installer products with their workloads and extensions, winget packages and other programs — and saves it under State. Changes nothing.</w:t>
+              <w:t xml:space="preserve">Registers, or registers again, this VM's daily maintenance task at its MaintenanceTime. Run once per VM, after its first successful capture.</w:t>
             </w:r>
           </w:p>
         </w:tc>
@@ -2442,7 +2442,7 @@
                 <w:sz w:val="17"/>
                 <w:szCs w:val="17"/>
               </w:rPr>
-              <w:t xml:space="preserve">-RecordTooling</w:t>
+              <w:t xml:space="preserve">-ShowTooling</w:t>
             </w:r>
           </w:p>
         </w:tc>
@@ -2467,7 +2467,7 @@
                 <w:sz w:val="19"/>
                 <w:szCs w:val="19"/>
               </w:rPr>
-              <w:t xml:space="preserve">Records the guest's tooling now, as the daily run does: if it has changed, takes a checkpoint, then records the new list.</w:t>
+              <w:t xml:space="preserve">Lists what is installed in the guest — Visual Studio Installer products with their workloads and extensions, winget packages and other programs — and saves it under State. Changes nothing.</w:t>
             </w:r>
           </w:p>
         </w:tc>
@@ -2495,7 +2495,7 @@
                 <w:sz w:val="17"/>
                 <w:szCs w:val="17"/>
               </w:rPr>
-              <w:t xml:space="preserve">-ListRestorePoints</w:t>
+              <w:t xml:space="preserve">-RecordTooling</w:t>
             </w:r>
           </w:p>
         </w:tc>
@@ -2520,7 +2520,7 @@
                 <w:sz w:val="19"/>
                 <w:szCs w:val="19"/>
               </w:rPr>
-              <w:t xml:space="preserve">Lists the recorded tooling versions that still have a checkpoint to go back to.</w:t>
+              <w:t xml:space="preserve">Records the guest's tooling now, as the daily run does: if it has changed, takes a checkpoint, then records the new list.</w:t>
             </w:r>
           </w:p>
         </w:tc>
@@ -2548,7 +2548,7 @@
                 <w:sz w:val="17"/>
                 <w:szCs w:val="17"/>
               </w:rPr>
-              <w:t xml:space="preserve">-Revert stamp</w:t>
+              <w:t xml:space="preserve">-ListRestorePoints</w:t>
             </w:r>
           </w:p>
         </w:tc>
@@ -2573,7 +2573,7 @@
                 <w:sz w:val="19"/>
                 <w:szCs w:val="19"/>
               </w:rPr>
-              <w:t xml:space="preserve">Returns the VM to a recorded tooling version, for example -Revert 20261008-201746. All of the VM's disks go back, the Dev Drive included. Asks for confirmation unless -Force is given.</w:t>
+              <w:t xml:space="preserve">Lists the recorded tooling versions that still have a checkpoint to go back to.</w:t>
             </w:r>
           </w:p>
         </w:tc>
@@ -2601,7 +2601,7 @@
                 <w:sz w:val="17"/>
                 <w:szCs w:val="17"/>
               </w:rPr>
-              <w:t xml:space="preserve">-Root D:\DevVM</w:t>
+              <w:t xml:space="preserve">-Revert stamp</w:t>
             </w:r>
           </w:p>
         </w:tc>
@@ -2626,7 +2626,7 @@
                 <w:sz w:val="19"/>
                 <w:szCs w:val="19"/>
               </w:rPr>
-              <w:t xml:space="preserve">The host folder everything lives under. Overrides Root in the settings file. When neither is given, the folder above the script's Scripts folder is used.</w:t>
+              <w:t xml:space="preserve">Returns the VM to a recorded tooling version, for example -Revert 20261008-201746. All of the VM's disks go back, the Dev Drive included. Asks for confirmation unless -Force is given.</w:t>
             </w:r>
           </w:p>
         </w:tc>
@@ -2654,7 +2654,7 @@
                 <w:sz w:val="17"/>
                 <w:szCs w:val="17"/>
               </w:rPr>
-              <w:t xml:space="preserve">-FromPhase N</w:t>
+              <w:t xml:space="preserve">-Root D:\DevVM</w:t>
             </w:r>
           </w:p>
         </w:tc>
@@ -2679,7 +2679,7 @@
                 <w:sz w:val="19"/>
                 <w:szCs w:val="19"/>
               </w:rPr>
-              <w:t xml:space="preserve">Start at a specific phase, skipping earlier ones. -FromPhase 8 re-runs just the post-configuration work.</w:t>
+              <w:t xml:space="preserve">The host folder everything lives under. Overrides Root in the settings file. When neither is given, the folder above the script's Scripts folder is used.</w:t>
             </w:r>
           </w:p>
         </w:tc>
@@ -2707,7 +2707,7 @@
                 <w:sz w:val="17"/>
                 <w:szCs w:val="17"/>
               </w:rPr>
-              <w:t xml:space="preserve">-NoUnattend</w:t>
+              <w:t xml:space="preserve">-FromPhase N</w:t>
             </w:r>
           </w:p>
         </w:tc>
@@ -2732,7 +2732,7 @@
                 <w:sz w:val="19"/>
                 <w:szCs w:val="19"/>
               </w:rPr>
-              <w:t xml:space="preserve">Skip the unattended-Setup seed disk. Windows Setup then has to be completed by hand.</w:t>
+              <w:t xml:space="preserve">Start at a specific phase, skipping earlier ones. -FromPhase 8 re-runs just the post-configuration work.</w:t>
             </w:r>
           </w:p>
         </w:tc>
@@ -2760,7 +2760,7 @@
                 <w:sz w:val="17"/>
                 <w:szCs w:val="17"/>
               </w:rPr>
-              <w:t xml:space="preserve">-SkipCapture</w:t>
+              <w:t xml:space="preserve">-NoUnattend</w:t>
             </w:r>
           </w:p>
         </w:tc>
@@ -2785,7 +2785,7 @@
                 <w:sz w:val="19"/>
                 <w:szCs w:val="19"/>
               </w:rPr>
-              <w:t xml:space="preserve">With -Rebuild: reuse the existing capture instead of taking a fresh one.</w:t>
+              <w:t xml:space="preserve">Skip the unattended-Setup seed disk. Windows Setup then has to be completed by hand.</w:t>
             </w:r>
           </w:p>
         </w:tc>
@@ -2813,7 +2813,7 @@
                 <w:sz w:val="17"/>
                 <w:szCs w:val="17"/>
               </w:rPr>
-              <w:t xml:space="preserve">-Force</w:t>
+              <w:t xml:space="preserve">-SkipCapture</w:t>
             </w:r>
           </w:p>
         </w:tc>
@@ -2838,7 +2838,60 @@
                 <w:sz w:val="19"/>
                 <w:szCs w:val="19"/>
               </w:rPr>
-              <w:t xml:space="preserve">With -Rebuild or -Revert: skip the confirmation prompt. Used by the scheduled task.</w:t>
+              <w:t xml:space="preserve">With -Rebuild: reuse the existing capture instead of taking a fresh one.</w:t>
+            </w:r>
+          </w:p>
+        </w:tc>
+      </w:tr>
+      <w:tr>
+        <w:tc>
+          <w:tcPr>
+            <w:tcW w:type="dxa" w:w="3100"/>
+            <w:shd w:fill="F7F9FB" w:val="clear"/>
+            <w:tcMar>
+              <w:top w:type="dxa" w:w="90"/>
+              <w:left w:type="dxa" w:w="120"/>
+              <w:bottom w:type="dxa" w:w="90"/>
+              <w:right w:type="dxa" w:w="120"/>
+            </w:tcMar>
+          </w:tcPr>
+          <w:p>
+            <w:pPr>
+              <w:spacing w:after="0" w:line="252"/>
+            </w:pPr>
+            <w:r>
+              <w:rPr>
+                <w:rFonts w:ascii="Consolas" w:cs="Consolas" w:eastAsia="Consolas" w:hAnsi="Consolas"/>
+                <w:color w:val="9C2D2D"/>
+                <w:sz w:val="17"/>
+                <w:szCs w:val="17"/>
+              </w:rPr>
+              <w:t xml:space="preserve">-Force</w:t>
+            </w:r>
+          </w:p>
+        </w:tc>
+        <w:tc>
+          <w:tcPr>
+            <w:tcW w:type="dxa" w:w="6260"/>
+            <w:shd w:fill="F7F9FB" w:val="clear"/>
+            <w:tcMar>
+              <w:top w:type="dxa" w:w="90"/>
+              <w:left w:type="dxa" w:w="120"/>
+              <w:bottom w:type="dxa" w:w="90"/>
+              <w:right w:type="dxa" w:w="120"/>
+            </w:tcMar>
+          </w:tcPr>
+          <w:p>
+            <w:pPr>
+              <w:spacing w:after="0" w:line="252"/>
+            </w:pPr>
+            <w:r>
+              <w:rPr>
+                <w:rFonts w:ascii="Calibri" w:cs="Calibri" w:eastAsia="Calibri" w:hAnsi="Calibri"/>
+                <w:sz w:val="19"/>
+                <w:szCs w:val="19"/>
+              </w:rPr>
+              <w:t xml:space="preserve">With -Rebuild, -Revert or -RemoveVM: skip the confirmation prompt. Used by the scheduled task.</w:t>
             </w:r>
           </w:p>
         </w:tc>
@@ -10324,6 +10377,107 @@
         </w:tc>
       </w:tr>
     </w:tbl>
+    <w:p>
+      <w:pPr>
+        <w:pStyle w:val="Heading2"/>
+        <w:spacing w:after="120" w:before="280"/>
+      </w:pPr>
+      <w:r>
+        <w:t xml:space="preserve">Removing a VM</w:t>
+      </w:r>
+    </w:p>
+    <w:p>
+      <w:pPr>
+        <w:keepLines/>
+        <w:pBdr>
+          <w:left w:val="single" w:color="1F4E79" w:sz="12" w:space="8"/>
+        </w:pBdr>
+        <w:shd w:fill="F2F2F2" w:val="clear"/>
+        <w:spacing w:after="200" w:before="120" w:line="240"/>
+        <w:ind w:left="200" w:right="200"/>
+      </w:pPr>
+      <w:r>
+        <w:rPr>
+          <w:rFonts w:ascii="Consolas" w:cs="Consolas" w:eastAsia="Consolas" w:hAnsi="Consolas"/>
+          <w:sz w:val="18"/>
+          <w:szCs w:val="18"/>
+        </w:rPr>
+        <w:t xml:space="preserve">.\Build-LazyVM.ps1 -RemoveVM WebDev</w:t>
+      </w:r>
+    </w:p>
+    <w:p>
+      <w:pPr>
+        <w:spacing w:after="120" w:before="0" w:line="276"/>
+      </w:pPr>
+      <w:r>
+        <w:rPr>
+          <w:rFonts w:ascii="Calibri" w:cs="Calibri" w:eastAsia="Calibri" w:hAnsi="Calibri"/>
+          <w:sz w:val="21"/>
+          <w:szCs w:val="21"/>
+        </w:rPr>
+        <w:t xml:space="preserve">Deletes the VM and everything created for it: the Hyper-V VM with its checkpoints, its OS, SQL data and Dev Drive disks and any retired ones, its scheduled tasks and resume registry key, its credentials, Visual Studio settings backup, captured state and logs, and its profile in </w:t>
+      </w:r>
+      <w:r>
+        <w:rPr>
+          <w:rFonts w:ascii="Consolas" w:cs="Consolas" w:eastAsia="Consolas" w:hAnsi="Consolas"/>
+          <w:color w:val="9C2D2D"/>
+          <w:sz w:val="19"/>
+          <w:szCs w:val="19"/>
+        </w:rPr>
+        <w:t xml:space="preserve">Config\VMs</w:t>
+      </w:r>
+      <w:r>
+        <w:rPr>
+          <w:rFonts w:ascii="Calibri" w:cs="Calibri" w:eastAsia="Calibri" w:hAnsi="Calibri"/>
+          <w:sz w:val="21"/>
+          <w:szCs w:val="21"/>
+        </w:rPr>
+        <w:t xml:space="preserve">. Before anything is deleted it lists it all, with sizes, and asks you to type the VM's name. </w:t>
+      </w:r>
+      <w:r>
+        <w:rPr>
+          <w:rFonts w:ascii="Consolas" w:cs="Consolas" w:eastAsia="Consolas" w:hAnsi="Consolas"/>
+          <w:color w:val="9C2D2D"/>
+          <w:sz w:val="19"/>
+          <w:szCs w:val="19"/>
+        </w:rPr>
+        <w:t xml:space="preserve">-Force</w:t>
+      </w:r>
+      <w:r>
+        <w:rPr>
+          <w:rFonts w:ascii="Calibri" w:cs="Calibri" w:eastAsia="Calibri" w:hAnsi="Calibri"/>
+          <w:sz w:val="21"/>
+          <w:szCs w:val="21"/>
+        </w:rPr>
+        <w:t xml:space="preserve"> skips the question.</w:t>
+      </w:r>
+    </w:p>
+    <w:p>
+      <w:pPr>
+        <w:spacing w:after="120" w:before="0" w:line="276"/>
+      </w:pPr>
+      <w:r>
+        <w:rPr>
+          <w:rFonts w:ascii="Calibri" w:cs="Calibri" w:eastAsia="Calibri" w:hAnsi="Calibri"/>
+          <w:sz w:val="21"/>
+          <w:szCs w:val="21"/>
+        </w:rPr>
+        <w:t xml:space="preserve">The Dev Drive goes too, and with it any source code not yet pushed. Push or copy your work first.</w:t>
+      </w:r>
+    </w:p>
+    <w:p>
+      <w:pPr>
+        <w:spacing w:after="120" w:before="0" w:line="276"/>
+      </w:pPr>
+      <w:r>
+        <w:rPr>
+          <w:rFonts w:ascii="Calibri" w:cs="Calibri" w:eastAsia="Calibri" w:hAnsi="Calibri"/>
+          <w:sz w:val="21"/>
+          <w:szCs w:val="21"/>
+        </w:rPr>
+        <w:t xml:space="preserve">What every VM uses is never touched: the root folder, the ISO, the installers, the scripts and the settings. Anything another VM also uses is kept as well, such as the shared credential key, and the list says why.</w:t>
+      </w:r>
+    </w:p>
     <w:p>
       <w:pPr>
         <w:spacing w:after="120"/>
